--- a/upload/КП_Олимп_коммерческое_предложение 12.10.2026.docx
+++ b/upload/КП_Олимп_коммерческое_предложение 12.10.2026.docx
@@ -426,7 +426,17 @@
         </w:tc>
       </w:tr>
     </w:tbl>
-    <w:p/>
+    <w:p>
+      <w:pPr>
+        <w:spacing w:after="0"/>
+        <w:rPr>
+          <w:rFonts w:ascii="Inter" w:hAnsi="Inter"/>
+          <w:b/>
+          <w:color w:val="1A7D44"/>
+          <w:lang w:val="ru-RU"/>
+        </w:rPr>
+      </w:pPr>
+    </w:p>
     <w:p>
       <w:pPr>
         <w:spacing w:after="0"/>
@@ -887,10 +897,12 @@
     </w:tbl>
     <w:p>
       <w:pPr>
+        <w:spacing w:after="0"/>
         <w:rPr>
-          <w:rFonts w:ascii="Inter" w:hAnsi="Inter" w:hint="eastAsia"/>
+          <w:rFonts w:ascii="Inter" w:hAnsi="Inter"/>
           <w:b/>
           <w:color w:val="1A7D44"/>
+          <w:lang w:val="ru-RU"/>
         </w:rPr>
       </w:pPr>
     </w:p>
@@ -1782,6 +1794,7 @@
     </w:p>
     <w:p>
       <w:pPr>
+        <w:spacing w:after="120"/>
         <w:jc w:val="center"/>
       </w:pPr>
       <w:r>
@@ -2659,8 +2672,9 @@
     </w:tbl>
     <w:p>
       <w:pPr>
+        <w:spacing w:after="0"/>
         <w:rPr>
-          <w:rFonts w:ascii="Inter" w:hAnsi="Inter" w:hint="eastAsia"/>
+          <w:rFonts w:ascii="Inter" w:hAnsi="Inter"/>
           <w:b/>
           <w:color w:val="1A7D44"/>
           <w:lang w:val="ru-RU"/>
@@ -3364,18 +3378,7 @@
     <w:p>
       <w:pPr>
         <w:rPr>
-          <w:rFonts w:ascii="Inter" w:hAnsi="Inter" w:hint="eastAsia"/>
-          <w:b/>
-          <w:color w:val="C00000"/>
-          <w:sz w:val="20"/>
-          <w:lang w:val="ru-RU"/>
-        </w:rPr>
-      </w:pPr>
-    </w:p>
-    <w:p>
-      <w:pPr>
-        <w:rPr>
-          <w:rFonts w:ascii="Inter" w:hAnsi="Inter" w:hint="eastAsia"/>
+          <w:rFonts w:ascii="Inter" w:hAnsi="Inter"/>
           <w:b/>
           <w:color w:val="C00000"/>
           <w:sz w:val="20"/>
@@ -3391,7 +3394,6 @@
           <w:color w:val="C00000"/>
           <w:sz w:val="20"/>
         </w:rPr>
-        <w:lastRenderedPageBreak/>
         <w:t>НЕДОЗАГРУЗКА РЕГИОНА</w:t>
       </w:r>
     </w:p>
@@ -3819,6 +3821,7 @@
           <w:b/>
           <w:color w:val="1A7D44"/>
         </w:rPr>
+        <w:lastRenderedPageBreak/>
         <w:t>4. ДОЛЯ ЭМПИЛС — 8% РЫНКА</w:t>
       </w:r>
     </w:p>
@@ -4108,7 +4111,15 @@
           <w:b/>
           <w:color w:val="1A7D44"/>
         </w:rPr>
-        <w:t>4.1. ЦЕНООБРАЗОВАНИЕ — НАЦЕНКИ</w:t>
+        <w:t>5</w:t>
+      </w:r>
+      <w:r>
+        <w:rPr>
+          <w:rFonts w:ascii="Inter" w:hAnsi="Inter"/>
+          <w:b/>
+          <w:color w:val="1A7D44"/>
+        </w:rPr>
+        <w:t>. ЦЕНООБРАЗОВАНИЕ — НАЦЕНКИ</w:t>
       </w:r>
     </w:p>
     <w:tbl>
@@ -4610,9 +4621,10 @@
       <w:pPr>
         <w:spacing w:after="0"/>
         <w:rPr>
-          <w:rFonts w:ascii="Inter" w:hAnsi="Inter" w:hint="eastAsia"/>
+          <w:rFonts w:ascii="Inter" w:eastAsia="SimSun" w:hAnsi="Inter"/>
           <w:b/>
           <w:color w:val="1A7D44"/>
+          <w:lang w:val="ru-RU" w:eastAsia="zh-CN"/>
         </w:rPr>
       </w:pPr>
       <w:r>
@@ -4621,7 +4633,153 @@
           <w:b/>
           <w:color w:val="1A7D44"/>
         </w:rPr>
-        <w:t>5. ОРГАНИЗАЦИЯ ПРОДАЖ — ЭКСКЛЮЗИВНЫЕ ТП</w:t>
+        <w:t>6</w:t>
+      </w:r>
+      <w:r>
+        <w:rPr>
+          <w:rFonts w:ascii="Inter" w:hAnsi="Inter"/>
+          <w:b/>
+          <w:color w:val="1A7D44"/>
+        </w:rPr>
+        <w:t xml:space="preserve">. </w:t>
+      </w:r>
+      <w:r>
+        <w:rPr>
+          <w:rFonts w:ascii="Inter" w:hAnsi="Inter"/>
+          <w:b/>
+          <w:color w:val="1A7D44"/>
+          <w:lang w:val="ru-RU"/>
+        </w:rPr>
+        <w:t>О</w:t>
+      </w:r>
+      <w:r>
+        <w:rPr>
+          <w:rFonts w:ascii="Inter" w:hAnsi="Inter"/>
+          <w:b/>
+          <w:color w:val="1A7D44"/>
+          <w:lang w:val="ru-RU"/>
+        </w:rPr>
+        <w:t>ТСРОЧКА</w:t>
+      </w:r>
+    </w:p>
+    <w:p>
+      <w:pPr>
+        <w:spacing w:after="0"/>
+        <w:rPr>
+          <w:rFonts w:ascii="Inter" w:hAnsi="Inter"/>
+          <w:color w:val="2F3A48"/>
+          <w:sz w:val="18"/>
+          <w:lang w:val="ru-RU"/>
+        </w:rPr>
+      </w:pPr>
+      <w:r>
+        <w:rPr>
+          <w:rFonts w:ascii="Inter" w:hAnsi="Inter"/>
+          <w:color w:val="2F3A48"/>
+          <w:sz w:val="18"/>
+          <w:lang w:val="ru-RU"/>
+        </w:rPr>
+        <w:t>Диапазон</w:t>
+      </w:r>
+      <w:r>
+        <w:rPr>
+          <w:rFonts w:ascii="Inter" w:hAnsi="Inter"/>
+          <w:color w:val="2F3A48"/>
+          <w:sz w:val="18"/>
+          <w:lang w:val="ru-RU"/>
+        </w:rPr>
+        <w:t xml:space="preserve"> 30-45 дней.</w:t>
+      </w:r>
+    </w:p>
+    <w:p>
+      <w:pPr>
+        <w:spacing w:after="0"/>
+        <w:rPr>
+          <w:rFonts w:ascii="Inter" w:hAnsi="Inter"/>
+          <w:b/>
+          <w:color w:val="1A7D44"/>
+          <w:lang w:val="ru-RU"/>
+        </w:rPr>
+      </w:pPr>
+    </w:p>
+    <w:p>
+      <w:pPr>
+        <w:spacing w:after="0"/>
+        <w:rPr>
+          <w:rFonts w:ascii="Inter" w:hAnsi="Inter"/>
+          <w:b/>
+          <w:color w:val="1A7D44"/>
+          <w:lang w:val="ru-RU"/>
+        </w:rPr>
+      </w:pPr>
+      <w:r>
+        <w:rPr>
+          <w:rFonts w:ascii="Inter" w:hAnsi="Inter"/>
+          <w:b/>
+          <w:color w:val="1A7D44"/>
+          <w:lang w:val="ru-RU"/>
+        </w:rPr>
+        <w:t xml:space="preserve">7. </w:t>
+      </w:r>
+      <w:r>
+        <w:rPr>
+          <w:rFonts w:ascii="Inter" w:hAnsi="Inter"/>
+          <w:b/>
+          <w:color w:val="1A7D44"/>
+          <w:lang w:val="ru-RU"/>
+        </w:rPr>
+        <w:t xml:space="preserve">ОРГАНИЗАЦИЯ ПРОДАЖ — </w:t>
+      </w:r>
+      <w:proofErr w:type="gramStart"/>
+      <w:r>
+        <w:rPr>
+          <w:rFonts w:ascii="Inter" w:hAnsi="Inter"/>
+          <w:b/>
+          <w:color w:val="1A7D44"/>
+          <w:lang w:val="ru-RU"/>
+        </w:rPr>
+        <w:t>ЭКСКЛЮЗИВНЫЕ</w:t>
+      </w:r>
+      <w:proofErr w:type="gramEnd"/>
+      <w:r>
+        <w:rPr>
+          <w:rFonts w:ascii="Inter" w:hAnsi="Inter"/>
+          <w:b/>
+          <w:color w:val="1A7D44"/>
+          <w:lang w:val="ru-RU"/>
+        </w:rPr>
+        <w:t xml:space="preserve"> ТП</w:t>
+      </w:r>
+    </w:p>
+    <w:p>
+      <w:pPr>
+        <w:spacing w:after="0"/>
+        <w:rPr>
+          <w:rFonts w:ascii="Inter" w:hAnsi="Inter" w:hint="eastAsia"/>
+          <w:color w:val="2F3A48"/>
+          <w:sz w:val="18"/>
+          <w:lang w:val="ru-RU"/>
+        </w:rPr>
+      </w:pPr>
+      <w:r>
+        <w:rPr>
+          <w:rFonts w:ascii="Inter" w:hAnsi="Inter"/>
+          <w:color w:val="2F3A48"/>
+          <w:sz w:val="18"/>
+          <w:lang w:val="ru-RU"/>
+        </w:rPr>
+        <w:t>75% ЭТП нан</w:t>
+      </w:r>
+      <w:bookmarkStart w:id="0" w:name="_GoBack"/>
+      <w:bookmarkEnd w:id="0"/>
+      <w:r>
+        <w:rPr>
+          <w:rFonts w:ascii="Inter" w:hAnsi="Inter"/>
+          <w:color w:val="2F3A48"/>
+          <w:sz w:val="18"/>
+          <w:lang w:val="ru-RU"/>
+        </w:rPr>
+        <w:t>имается в период первичной загрузки дистрибьютора.</w:t>
       </w:r>
     </w:p>
     <w:tbl>
@@ -4645,12 +4803,18 @@
             <w:shd w:val="clear" w:color="auto" w:fill="2F3A48"/>
           </w:tcPr>
           <w:p>
+            <w:pPr>
+              <w:rPr>
+                <w:lang w:val="ru-RU"/>
+              </w:rPr>
+            </w:pPr>
             <w:r>
               <w:rPr>
                 <w:rFonts w:ascii="Inter" w:hAnsi="Inter"/>
                 <w:b/>
                 <w:color w:val="FFFFFF"/>
                 <w:sz w:val="18"/>
+                <w:lang w:val="ru-RU"/>
               </w:rPr>
               <w:t>Параметр</w:t>
             </w:r>
@@ -4664,6 +4828,9 @@
           <w:p>
             <w:pPr>
               <w:jc w:val="center"/>
+              <w:rPr>
+                <w:lang w:val="ru-RU"/>
+              </w:rPr>
             </w:pPr>
             <w:r>
               <w:rPr>
@@ -4671,6 +4838,7 @@
                 <w:b/>
                 <w:color w:val="FFFFFF"/>
                 <w:sz w:val="18"/>
+                <w:lang w:val="ru-RU"/>
               </w:rPr>
               <w:t>Значение</w:t>
             </w:r>
@@ -4686,11 +4854,17 @@
             <w:tcW w:w="5100" w:type="dxa"/>
           </w:tcPr>
           <w:p>
+            <w:pPr>
+              <w:rPr>
+                <w:lang w:val="ru-RU"/>
+              </w:rPr>
+            </w:pPr>
             <w:r>
               <w:rPr>
                 <w:rFonts w:ascii="Inter" w:hAnsi="Inter"/>
                 <w:color w:val="2F3A48"/>
                 <w:sz w:val="18"/>
+                <w:lang w:val="ru-RU"/>
               </w:rPr>
               <w:t>1 ЭТП покрывает</w:t>
             </w:r>
@@ -4712,6 +4886,7 @@
                 <w:rFonts w:ascii="Inter" w:hAnsi="Inter"/>
                 <w:color w:val="2F3A48"/>
                 <w:sz w:val="18"/>
+                <w:lang w:val="ru-RU"/>
               </w:rPr>
               <w:t>120 РТТ</w:t>
             </w:r>
@@ -4737,11 +4912,17 @@
             <w:shd w:val="clear" w:color="auto" w:fill="F5F2EC"/>
           </w:tcPr>
           <w:p>
+            <w:pPr>
+              <w:rPr>
+                <w:lang w:val="ru-RU"/>
+              </w:rPr>
+            </w:pPr>
             <w:r>
               <w:rPr>
                 <w:rFonts w:ascii="Inter" w:hAnsi="Inter"/>
                 <w:color w:val="2F3A48"/>
                 <w:sz w:val="18"/>
+                <w:lang w:val="ru-RU"/>
               </w:rPr>
               <w:t>4 ЭТП покрывают</w:t>
             </w:r>
@@ -4764,6 +4945,7 @@
                 <w:rFonts w:ascii="Inter" w:hAnsi="Inter"/>
                 <w:color w:val="2F3A48"/>
                 <w:sz w:val="18"/>
+                <w:lang w:val="ru-RU"/>
               </w:rPr>
               <w:t>480 РТТ</w:t>
             </w:r>
@@ -4797,11 +4979,17 @@
             <w:tcW w:w="5100" w:type="dxa"/>
           </w:tcPr>
           <w:p>
+            <w:pPr>
+              <w:rPr>
+                <w:lang w:val="ru-RU"/>
+              </w:rPr>
+            </w:pPr>
             <w:r>
               <w:rPr>
                 <w:rFonts w:ascii="Inter" w:hAnsi="Inter"/>
                 <w:color w:val="2F3A48"/>
                 <w:sz w:val="18"/>
+                <w:lang w:val="ru-RU"/>
               </w:rPr>
               <w:t>Товарооборот через ЭТП</w:t>
             </w:r>
@@ -4820,9 +5008,48 @@
                 <w:rFonts w:ascii="Inter" w:hAnsi="Inter"/>
                 <w:color w:val="2F3A48"/>
                 <w:sz w:val="18"/>
-              </w:rPr>
-              <w:t>40 млн ₽/год</w:t>
-            </w:r>
+                <w:lang w:val="ru-RU"/>
+              </w:rPr>
+              <w:t xml:space="preserve">40 </w:t>
+            </w:r>
+            <w:proofErr w:type="gramStart"/>
+            <w:r>
+              <w:rPr>
+                <w:rFonts w:ascii="Inter" w:hAnsi="Inter"/>
+                <w:color w:val="2F3A48"/>
+                <w:sz w:val="18"/>
+                <w:lang w:val="ru-RU"/>
+              </w:rPr>
+              <w:t>млн</w:t>
+            </w:r>
+            <w:proofErr w:type="gramEnd"/>
+            <w:r>
+              <w:rPr>
+                <w:rFonts w:ascii="Inter" w:hAnsi="Inter"/>
+                <w:color w:val="2F3A48"/>
+                <w:sz w:val="18"/>
+                <w:lang w:val="ru-RU"/>
+              </w:rPr>
+              <w:t xml:space="preserve"> </w:t>
+            </w:r>
+            <w:r>
+              <w:rPr>
+                <w:rFonts w:ascii="Inter" w:hAnsi="Inter"/>
+                <w:color w:val="2F3A48"/>
+                <w:sz w:val="18"/>
+              </w:rPr>
+              <w:t>₽/</w:t>
+            </w:r>
+            <w:proofErr w:type="spellStart"/>
+            <w:r>
+              <w:rPr>
+                <w:rFonts w:ascii="Inter" w:hAnsi="Inter"/>
+                <w:color w:val="2F3A48"/>
+                <w:sz w:val="18"/>
+              </w:rPr>
+              <w:t>год</w:t>
+            </w:r>
+            <w:proofErr w:type="spellEnd"/>
           </w:p>
         </w:tc>
       </w:tr>
@@ -4934,7 +5161,15 @@
           <w:b/>
           <w:color w:val="1A7D44"/>
         </w:rPr>
-        <w:t>6. ПРОГНОЗ ТОВАРООБОРОТА ПО ГОДАМ</w:t>
+        <w:t>8</w:t>
+      </w:r>
+      <w:r>
+        <w:rPr>
+          <w:rFonts w:ascii="Inter" w:hAnsi="Inter"/>
+          <w:b/>
+          <w:color w:val="1A7D44"/>
+        </w:rPr>
+        <w:t>. ПРОГНОЗ ТОВАРООБОРОТА ПО ГОДАМ</w:t>
       </w:r>
     </w:p>
     <w:tbl>
@@ -5324,8 +5559,6 @@
               </w:rPr>
               <w:t xml:space="preserve"> + ЭТП</w:t>
             </w:r>
-            <w:bookmarkStart w:id="0" w:name="_GoBack"/>
-            <w:bookmarkEnd w:id="0"/>
           </w:p>
         </w:tc>
       </w:tr>
@@ -5356,7 +5589,15 @@
           <w:b/>
           <w:color w:val="1A7D44"/>
         </w:rPr>
-        <w:t>7. АССОРТИМЕНТ НАЧАЛА ВЗАИМОДЕЙСТВИЯ</w:t>
+        <w:t>9</w:t>
+      </w:r>
+      <w:r>
+        <w:rPr>
+          <w:rFonts w:ascii="Inter" w:hAnsi="Inter"/>
+          <w:b/>
+          <w:color w:val="1A7D44"/>
+        </w:rPr>
+        <w:t>. АССОРТИМЕНТ НАЧАЛА ВЗАИМОДЕЙСТВИЯ</w:t>
       </w:r>
     </w:p>
     <w:p>
@@ -5644,7 +5885,15 @@
           <w:b/>
           <w:color w:val="1A7D44"/>
         </w:rPr>
-        <w:t>8. ПОДДЕРЖКА</w:t>
+        <w:t>10</w:t>
+      </w:r>
+      <w:r>
+        <w:rPr>
+          <w:rFonts w:ascii="Inter" w:hAnsi="Inter"/>
+          <w:b/>
+          <w:color w:val="1A7D44"/>
+        </w:rPr>
+        <w:t>. ПОДДЕРЖКА</w:t>
       </w:r>
     </w:p>
     <w:tbl>
@@ -6244,7 +6493,7 @@
           <w:p>
             <w:pPr>
               <w:rPr>
-                <w:rFonts w:ascii="Inter" w:hAnsi="Inter"/>
+                <w:rFonts w:ascii="Inter" w:hAnsi="Inter" w:hint="eastAsia"/>
                 <w:color w:val="2F3A48"/>
                 <w:sz w:val="16"/>
               </w:rPr>
@@ -6266,7 +6515,7 @@
           <w:p>
             <w:pPr>
               <w:rPr>
-                <w:rFonts w:ascii="Inter" w:eastAsia="SimSun" w:hAnsi="Inter"/>
+                <w:rFonts w:ascii="Inter" w:eastAsia="SimSun" w:hAnsi="Inter" w:hint="eastAsia"/>
                 <w:color w:val="2F3A48"/>
                 <w:sz w:val="16"/>
                 <w:lang w:val="ru-RU" w:eastAsia="zh-CN"/>
@@ -6292,9 +6541,43 @@
         </w:rPr>
       </w:pPr>
     </w:p>
+    <w:p>
+      <w:pPr>
+        <w:spacing w:after="0"/>
+        <w:jc w:val="right"/>
+        <w:rPr>
+          <w:b/>
+          <w:lang w:val="ru-RU"/>
+        </w:rPr>
+      </w:pPr>
+      <w:r>
+        <w:rPr>
+          <w:b/>
+          <w:lang w:val="ru-RU"/>
+        </w:rPr>
+        <w:t>Предложение действительно до 15.12.2026</w:t>
+      </w:r>
+    </w:p>
+    <w:p>
+      <w:pPr>
+        <w:spacing w:after="0"/>
+        <w:jc w:val="right"/>
+        <w:rPr>
+          <w:b/>
+          <w:lang w:val="ru-RU"/>
+        </w:rPr>
+      </w:pPr>
+      <w:r>
+        <w:rPr>
+          <w:b/>
+          <w:lang w:val="ru-RU"/>
+        </w:rPr>
+        <w:t xml:space="preserve">Региональный директор__________________  </w:t>
+      </w:r>
+    </w:p>
     <w:sectPr>
       <w:pgSz w:w="12240" w:h="15840"/>
-      <w:pgMar w:top="737" w:right="1020" w:bottom="737" w:left="1020" w:header="720" w:footer="720" w:gutter="0"/>
+      <w:pgMar w:top="284" w:right="1020" w:bottom="737" w:left="1020" w:header="720" w:footer="720" w:gutter="0"/>
       <w:cols w:space="720"/>
       <w:docGrid w:linePitch="360"/>
     </w:sectPr>
@@ -30522,7 +30805,7 @@
 </file>
 
 <file path=customXml/itemProps1.xml><?xml version="1.0" encoding="utf-8"?>
-<ds:datastoreItem xmlns:ds="http://schemas.openxmlformats.org/officeDocument/2006/customXml" ds:itemID="{1144DEDE-7B78-4D0D-AF96-269076592BB5}">
+<ds:datastoreItem xmlns:ds="http://schemas.openxmlformats.org/officeDocument/2006/customXml" ds:itemID="{4DB29EE7-EC2E-4089-82D9-8BB3CCB931CF}">
   <ds:schemaRefs>
     <ds:schemaRef ds:uri="http://schemas.openxmlformats.org/officeDocument/2006/bibliography"/>
   </ds:schemaRefs>
